--- a/systematic-review/MANUSCRIPT_FINAL.docx
+++ b/systematic-review/MANUSCRIPT_FINAL.docx
@@ -109,13 +109,13 @@
           <w:b/>
           <w:sz w:val="22"/>
         </w:rPr>
-        <w:t xml:space="preserve">Word count (main text): </w:t>
+        <w:t xml:space="preserve">Word count (main text, Sections 1–5): </w:t>
       </w:r>
       <w:r>
         <w:rPr>
           <w:sz w:val="22"/>
         </w:rPr>
-        <w:t>14,994</w:t>
+        <w:t>15,516</w:t>
       </w:r>
     </w:p>
     <w:p>
@@ -11049,7 +11049,7 @@
       <w:r>
         <w:drawing>
           <wp:inline xmlns:a="http://schemas.openxmlformats.org/drawingml/2006/main" xmlns:pic="http://schemas.openxmlformats.org/drawingml/2006/picture">
-            <wp:extent cx="5486400" cy="4083548"/>
+            <wp:extent cx="5486400" cy="4529559"/>
             <wp:docPr id="3" name="Picture 3"/>
             <wp:cNvGraphicFramePr>
               <a:graphicFrameLocks noChangeAspect="1"/>
@@ -11070,7 +11070,7 @@
                   <pic:spPr>
                     <a:xfrm>
                       <a:off x="0" y="0"/>
-                      <a:ext cx="5486400" cy="4083548"/>
+                      <a:ext cx="5486400" cy="4529559"/>
                     </a:xfrm>
                     <a:prstGeom prst="rect"/>
                   </pic:spPr>
